--- a/tài liệu/KỊCH BẢN THUYẾT TRÌNH V2.docx
+++ b/tài liệu/KỊCH BẢN THUYẾT TRÌNH V2.docx
@@ -352,6 +352,57 @@
           <w:numId w:val="4"/>
         </w:numPr>
       </w:pPr>
+      <w:r>
+        <w:t>Fourier Transform</w:t>
+      </w:r>
+    </w:p>
+    <w:p>
+      <w:pPr>
+        <w:pStyle w:val="ListParagraph"/>
+        <w:numPr>
+          <w:ilvl w:val="1"/>
+          <w:numId w:val="4"/>
+        </w:numPr>
+      </w:pPr>
+      <w:r>
+        <w:t>Chuyển về thang Mel</w:t>
+      </w:r>
+    </w:p>
+    <w:p>
+      <w:pPr>
+        <w:pStyle w:val="ListParagraph"/>
+        <w:numPr>
+          <w:ilvl w:val="1"/>
+          <w:numId w:val="4"/>
+        </w:numPr>
+      </w:pPr>
+      <w:r>
+        <w:t>Chuyển về phổ công suất</w:t>
+      </w:r>
+    </w:p>
+    <w:p>
+      <w:pPr>
+        <w:pStyle w:val="ListParagraph"/>
+        <w:numPr>
+          <w:ilvl w:val="1"/>
+          <w:numId w:val="4"/>
+        </w:numPr>
+      </w:pPr>
+      <w:r>
+        <w:t>Áp dụng bộ lọc tam giác và lấy log</w:t>
+      </w:r>
+    </w:p>
+    <w:p>
+      <w:pPr>
+        <w:pStyle w:val="ListParagraph"/>
+        <w:numPr>
+          <w:ilvl w:val="1"/>
+          <w:numId w:val="4"/>
+        </w:numPr>
+      </w:pPr>
+      <w:r>
+        <w:t>Biến đổi cosin rời rạc</w:t>
+      </w:r>
     </w:p>
     <w:p>
       <w:pPr>
@@ -362,6 +413,11 @@
       </w:r>
     </w:p>
     <w:p>
+      <w:pPr>
+        <w:rPr>
+          <w:lang w:val="vi-VN"/>
+        </w:rPr>
+      </w:pPr>
       <w:r>
         <w:t>Nội dung:</w:t>
       </w:r>
@@ -372,15 +428,132 @@
     </w:p>
     <w:p>
       <w:pPr>
+        <w:rPr>
+          <w:lang w:val="vi-VN"/>
+        </w:rPr>
+      </w:pPr>
+      <w:r>
+        <w:rPr>
+          <w:lang w:val="vi-VN"/>
+        </w:rPr>
+        <w:lastRenderedPageBreak/>
+        <w:t xml:space="preserve">Dữ liệu được trích xuất </w:t>
+      </w:r>
+      <w:r>
+        <w:rPr>
+          <w:lang w:val="vi-VN"/>
+        </w:rPr>
+        <w:t>là một chuỗi thời gian</w:t>
+      </w:r>
+    </w:p>
+    <w:p>
+      <w:pPr>
+        <w:rPr>
+          <w:lang w:val="vi-VN"/>
+        </w:rPr>
+      </w:pPr>
+      <w:r>
+        <w:rPr>
+          <w:lang w:val="vi-VN"/>
+        </w:rPr>
+        <w:t xml:space="preserve">Nên mô hình ở pha phân lớp sẽ là mô hình học chuỗi thời </w:t>
+      </w:r>
+      <w:r>
+        <w:rPr>
+          <w:lang w:val="vi-VN"/>
+        </w:rPr>
+        <w:t xml:space="preserve">gian, để học thông tin ngữ cảnh, mối liên hệ giữa các điểm dữ liệu trong chuỗi thời gian </w:t>
+      </w:r>
+    </w:p>
+    <w:p>
+      <w:pPr>
         <w:pStyle w:val="Heading2"/>
-      </w:pPr>
-      <w:r>
+        <w:rPr>
+          <w:lang w:val="vi-VN"/>
+        </w:rPr>
+      </w:pPr>
+      <w:r>
+        <w:rPr>
+          <w:lang w:val="vi-VN"/>
+        </w:rPr>
         <w:t xml:space="preserve">Slide </w:t>
       </w:r>
     </w:p>
     <w:p>
-      <w:r>
-        <w:t xml:space="preserve">Nội dung: </w:t>
+      <w:pPr>
+        <w:rPr>
+          <w:lang w:val="vi-VN"/>
+        </w:rPr>
+      </w:pPr>
+      <w:r>
+        <w:rPr>
+          <w:lang w:val="vi-VN"/>
+        </w:rPr>
+        <w:t xml:space="preserve">Nội dung: </w:t>
+      </w:r>
+      <w:r>
+        <w:rPr>
+          <w:lang w:val="vi-VN"/>
+        </w:rPr>
+        <w:t xml:space="preserve">Lý do chọn LSTM </w:t>
+      </w:r>
+    </w:p>
+    <w:p>
+      <w:r>
+        <w:rPr>
+          <w:lang w:val="vi-VN"/>
+        </w:rPr>
+        <w:t xml:space="preserve">Ngoài LSTM RNN cũng là mô hình học chuỗi thời gian nhưng bị ảnh hưởng bởi hiện tượng gradient vanishing dẫn đến các </w:t>
+      </w:r>
+    </w:p>
+    <w:p>
+      <w:pPr>
+        <w:pStyle w:val="Heading2"/>
+        <w:rPr>
+          <w:lang w:val="vi-VN"/>
+        </w:rPr>
+      </w:pPr>
+      <w:r>
+        <w:rPr>
+          <w:lang w:val="vi-VN"/>
+        </w:rPr>
+        <w:t xml:space="preserve">Slide </w:t>
+      </w:r>
+    </w:p>
+    <w:p>
+      <w:pPr>
+        <w:rPr>
+          <w:lang w:val="vi-VN"/>
+        </w:rPr>
+      </w:pPr>
+      <w:r>
+        <w:rPr>
+          <w:lang w:val="vi-VN"/>
+        </w:rPr>
+        <w:t>Nội dung: Sơ đồ mô hình tổng quan</w:t>
+      </w:r>
+    </w:p>
+    <w:p>
+      <w:pPr>
+        <w:pStyle w:val="Heading2"/>
+      </w:pPr>
+      <w:r>
+        <w:t xml:space="preserve">Slide </w:t>
+      </w:r>
+    </w:p>
+    <w:p>
+      <w:r>
+        <w:t>Nội dung:</w:t>
+      </w:r>
+    </w:p>
+    <w:p>
+      <w:r>
+        <w:t>Các mô hình dùng cho thực nghiệm: Mô hình LSTM, RNN, Random Forest, SVM</w:t>
+      </w:r>
+    </w:p>
+    <w:p>
+      <w:r>
+        <w:t>Chiến lược huấn luyện: Mô hình LSTM và mô hình RNN sẽ dùng toàn bộ các bộ đặc trưng MFCC, mô hình Random Forest và mô hình SVM sẽ dùng vector đặc trưng được tạo bởi trung bình cộng của các vector đặc trưng trong chuỗi thời gian + Độ lệch chuẩn của chúng</w:t>
       </w:r>
     </w:p>
     <w:p>
@@ -389,11 +562,20 @@
       </w:r>
     </w:p>
     <w:p>
+      <w:r>
+        <w:t>Dữ liệu thực nghiệm: Bộ SceneFake, bảng thống kê dữ liệu thực nghiệm</w:t>
+      </w:r>
+    </w:p>
+    <w:p>
+      <w:r>
+        <w:t>Môi trường thực nghiệm: Cấu hình máy tính, phần mềm để cài đặt và huấn luyện</w:t>
+      </w:r>
+    </w:p>
+    <w:p>
       <w:pPr>
         <w:pStyle w:val="Heading2"/>
       </w:pPr>
       <w:r>
-        <w:lastRenderedPageBreak/>
         <w:t xml:space="preserve">Slide </w:t>
       </w:r>
     </w:p>
@@ -405,6 +587,14 @@
         <w:br/>
         <w:t>Kết quả thực nghiệm</w:t>
       </w:r>
+      <w:r>
+        <w:t xml:space="preserve"> </w:t>
+      </w:r>
+    </w:p>
+    <w:p>
+      <w:r>
+        <w:t>Bảng kết quả thực nghiệm</w:t>
+      </w:r>
     </w:p>
     <w:p>
       <w:pPr>
@@ -417,6 +607,11 @@
     <w:p>
       <w:r>
         <w:t>Nội dung:</w:t>
+      </w:r>
+    </w:p>
+    <w:p>
+      <w:r>
+        <w:t>Biểu đồ kết quả thực nghiệm kèm nhận xét, lý giải tại sao SVM, Random Forest lại tốt, LSTM, RNN lại không tốt</w:t>
       </w:r>
       <w:r>
         <w:br/>
@@ -428,6 +623,7 @@
         <w:pStyle w:val="Heading2"/>
       </w:pPr>
       <w:r>
+        <w:lastRenderedPageBreak/>
         <w:t xml:space="preserve">Slide </w:t>
       </w:r>
     </w:p>
@@ -472,6 +668,118 @@
 <file path=word/numbering.xml><?xml version="1.0" encoding="utf-8"?>
 <w:numbering xmlns:wpc="http://schemas.microsoft.com/office/word/2010/wordprocessingCanvas" xmlns:cx="http://schemas.microsoft.com/office/drawing/2014/chartex" xmlns:cx1="http://schemas.microsoft.com/office/drawing/2015/9/8/chartex" xmlns:cx2="http://schemas.microsoft.com/office/drawing/2015/10/21/chartex" xmlns:cx3="http://schemas.microsoft.com/office/drawing/2016/5/9/chartex" xmlns:cx4="http://schemas.microsoft.com/office/drawing/2016/5/10/chartex" xmlns:cx5="http://schemas.microsoft.com/office/drawing/2016/5/11/chartex" xmlns:cx6="http://schemas.microsoft.com/office/drawing/2016/5/12/chartex" xmlns:cx7="http://schemas.microsoft.com/office/drawing/2016/5/13/chartex" xmlns:cx8="http://schemas.microsoft.com/office/drawing/2016/5/14/chartex" xmlns:mc="http://schemas.openxmlformats.org/markup-compatibility/2006" xmlns:aink="http://schemas.microsoft.com/office/drawing/2016/ink" xmlns:am3d="http://schemas.microsoft.com/office/drawing/2017/model3d" xmlns:o="urn:schemas-microsoft-com:office:office" xmlns:oel="http://schemas.microsoft.com/office/2019/extlst" xmlns:r="http://schemas.openxmlformats.org/officeDocument/2006/relationships" xmlns:m="http://schemas.openxmlformats.org/officeDocument/2006/math" xmlns:v="urn:schemas-microsoft-com:vml" xmlns:wp14="http://schemas.microsoft.com/office/word/2010/wordprocessingDrawing" xmlns:wp="http://schemas.openxmlformats.org/drawingml/2006/wordprocessingDrawing" xmlns:w10="urn:schemas-microsoft-com:office:word" xmlns:w="http://schemas.openxmlformats.org/wordprocessingml/2006/main" xmlns:w14="http://schemas.microsoft.com/office/word/2010/wordml" xmlns:w15="http://schemas.microsoft.com/office/word/2012/wordml" xmlns:w16cex="http://schemas.microsoft.com/office/word/2018/wordml/cex" xmlns:w16cid="http://schemas.microsoft.com/office/word/2016/wordml/cid" xmlns:w16="http://schemas.microsoft.com/office/word/2018/wordml" xmlns:w16du="http://schemas.microsoft.com/office/word/2023/wordml/word16du" xmlns:w16sdtdh="http://schemas.microsoft.com/office/word/2020/wordml/sdtdatahash" xmlns:w16sdtfl="http://schemas.microsoft.com/office/word/2024/wordml/sdtformatlock" xmlns:w16se="http://schemas.microsoft.com/office/word/2015/wordml/symex" xmlns:wpg="http://schemas.microsoft.com/office/word/2010/wordprocessingGroup" xmlns:wpi="http://schemas.microsoft.com/office/word/2010/wordprocessingInk" xmlns:wne="http://schemas.microsoft.com/office/word/2006/wordml" xmlns:wps="http://schemas.microsoft.com/office/word/2010/wordprocessingShape" mc:Ignorable="w14 w15 w16se w16cid w16 w16cex w16sdtdh w16sdtfl w16du wp14">
   <w:abstractNum w:abstractNumId="0" w15:restartNumberingAfterBreak="0">
+    <w:nsid w:val="0F514E49"/>
+    <w:multiLevelType w:val="hybridMultilevel"/>
+    <w:tmpl w:val="FD122F4A"/>
+    <w:lvl w:ilvl="0" w:tplc="9830E594">
+      <w:numFmt w:val="bullet"/>
+      <w:lvlText w:val=""/>
+      <w:lvlJc w:val="left"/>
+      <w:pPr>
+        <w:ind w:left="720" w:hanging="360"/>
+      </w:pPr>
+      <w:rPr>
+        <w:rFonts w:ascii="Wingdings" w:eastAsiaTheme="minorHAnsi" w:hAnsi="Wingdings" w:cstheme="minorBidi" w:hint="default"/>
+      </w:rPr>
+    </w:lvl>
+    <w:lvl w:ilvl="1" w:tplc="04090003" w:tentative="1">
+      <w:start w:val="1"/>
+      <w:numFmt w:val="bullet"/>
+      <w:lvlText w:val="o"/>
+      <w:lvlJc w:val="left"/>
+      <w:pPr>
+        <w:ind w:left="1440" w:hanging="360"/>
+      </w:pPr>
+      <w:rPr>
+        <w:rFonts w:ascii="Courier New" w:hAnsi="Courier New" w:cs="Courier New" w:hint="default"/>
+      </w:rPr>
+    </w:lvl>
+    <w:lvl w:ilvl="2" w:tplc="04090005" w:tentative="1">
+      <w:start w:val="1"/>
+      <w:numFmt w:val="bullet"/>
+      <w:lvlText w:val=""/>
+      <w:lvlJc w:val="left"/>
+      <w:pPr>
+        <w:ind w:left="2160" w:hanging="360"/>
+      </w:pPr>
+      <w:rPr>
+        <w:rFonts w:ascii="Wingdings" w:hAnsi="Wingdings" w:hint="default"/>
+      </w:rPr>
+    </w:lvl>
+    <w:lvl w:ilvl="3" w:tplc="04090001" w:tentative="1">
+      <w:start w:val="1"/>
+      <w:numFmt w:val="bullet"/>
+      <w:lvlText w:val=""/>
+      <w:lvlJc w:val="left"/>
+      <w:pPr>
+        <w:ind w:left="2880" w:hanging="360"/>
+      </w:pPr>
+      <w:rPr>
+        <w:rFonts w:ascii="Symbol" w:hAnsi="Symbol" w:hint="default"/>
+      </w:rPr>
+    </w:lvl>
+    <w:lvl w:ilvl="4" w:tplc="04090003" w:tentative="1">
+      <w:start w:val="1"/>
+      <w:numFmt w:val="bullet"/>
+      <w:lvlText w:val="o"/>
+      <w:lvlJc w:val="left"/>
+      <w:pPr>
+        <w:ind w:left="3600" w:hanging="360"/>
+      </w:pPr>
+      <w:rPr>
+        <w:rFonts w:ascii="Courier New" w:hAnsi="Courier New" w:cs="Courier New" w:hint="default"/>
+      </w:rPr>
+    </w:lvl>
+    <w:lvl w:ilvl="5" w:tplc="04090005" w:tentative="1">
+      <w:start w:val="1"/>
+      <w:numFmt w:val="bullet"/>
+      <w:lvlText w:val=""/>
+      <w:lvlJc w:val="left"/>
+      <w:pPr>
+        <w:ind w:left="4320" w:hanging="360"/>
+      </w:pPr>
+      <w:rPr>
+        <w:rFonts w:ascii="Wingdings" w:hAnsi="Wingdings" w:hint="default"/>
+      </w:rPr>
+    </w:lvl>
+    <w:lvl w:ilvl="6" w:tplc="04090001" w:tentative="1">
+      <w:start w:val="1"/>
+      <w:numFmt w:val="bullet"/>
+      <w:lvlText w:val=""/>
+      <w:lvlJc w:val="left"/>
+      <w:pPr>
+        <w:ind w:left="5040" w:hanging="360"/>
+      </w:pPr>
+      <w:rPr>
+        <w:rFonts w:ascii="Symbol" w:hAnsi="Symbol" w:hint="default"/>
+      </w:rPr>
+    </w:lvl>
+    <w:lvl w:ilvl="7" w:tplc="04090003" w:tentative="1">
+      <w:start w:val="1"/>
+      <w:numFmt w:val="bullet"/>
+      <w:lvlText w:val="o"/>
+      <w:lvlJc w:val="left"/>
+      <w:pPr>
+        <w:ind w:left="5760" w:hanging="360"/>
+      </w:pPr>
+      <w:rPr>
+        <w:rFonts w:ascii="Courier New" w:hAnsi="Courier New" w:cs="Courier New" w:hint="default"/>
+      </w:rPr>
+    </w:lvl>
+    <w:lvl w:ilvl="8" w:tplc="04090005" w:tentative="1">
+      <w:start w:val="1"/>
+      <w:numFmt w:val="bullet"/>
+      <w:lvlText w:val=""/>
+      <w:lvlJc w:val="left"/>
+      <w:pPr>
+        <w:ind w:left="6480" w:hanging="360"/>
+      </w:pPr>
+      <w:rPr>
+        <w:rFonts w:ascii="Wingdings" w:hAnsi="Wingdings" w:hint="default"/>
+      </w:rPr>
+    </w:lvl>
+  </w:abstractNum>
+  <w:abstractNum w:abstractNumId="1" w15:restartNumberingAfterBreak="0">
     <w:nsid w:val="1CE077F7"/>
     <w:multiLevelType w:val="hybridMultilevel"/>
     <w:tmpl w:val="224E61D8"/>
@@ -584,7 +892,7 @@
       </w:rPr>
     </w:lvl>
   </w:abstractNum>
-  <w:abstractNum w:abstractNumId="1" w15:restartNumberingAfterBreak="0">
+  <w:abstractNum w:abstractNumId="2" w15:restartNumberingAfterBreak="0">
     <w:nsid w:val="4EA308A0"/>
     <w:multiLevelType w:val="hybridMultilevel"/>
     <w:tmpl w:val="1188096A"/>
@@ -697,7 +1005,7 @@
       </w:rPr>
     </w:lvl>
   </w:abstractNum>
-  <w:abstractNum w:abstractNumId="2" w15:restartNumberingAfterBreak="0">
+  <w:abstractNum w:abstractNumId="3" w15:restartNumberingAfterBreak="0">
     <w:nsid w:val="62CD1412"/>
     <w:multiLevelType w:val="hybridMultilevel"/>
     <w:tmpl w:val="4BDA6942"/>
@@ -810,7 +1118,7 @@
       </w:rPr>
     </w:lvl>
   </w:abstractNum>
-  <w:abstractNum w:abstractNumId="3" w15:restartNumberingAfterBreak="0">
+  <w:abstractNum w:abstractNumId="4" w15:restartNumberingAfterBreak="0">
     <w:nsid w:val="79FF0444"/>
     <w:multiLevelType w:val="hybridMultilevel"/>
     <w:tmpl w:val="B75E1ECA"/>
@@ -924,16 +1232,19 @@
     </w:lvl>
   </w:abstractNum>
   <w:num w:numId="1" w16cid:durableId="209808318">
-    <w:abstractNumId w:val="0"/>
+    <w:abstractNumId w:val="1"/>
   </w:num>
   <w:num w:numId="2" w16cid:durableId="1510872878">
+    <w:abstractNumId w:val="3"/>
+  </w:num>
+  <w:num w:numId="3" w16cid:durableId="1660308471">
+    <w:abstractNumId w:val="4"/>
+  </w:num>
+  <w:num w:numId="4" w16cid:durableId="1111438050">
     <w:abstractNumId w:val="2"/>
   </w:num>
-  <w:num w:numId="3" w16cid:durableId="1660308471">
-    <w:abstractNumId w:val="3"/>
-  </w:num>
-  <w:num w:numId="4" w16cid:durableId="1111438050">
-    <w:abstractNumId w:val="1"/>
+  <w:num w:numId="5" w16cid:durableId="643002553">
+    <w:abstractNumId w:val="0"/>
   </w:num>
 </w:numbering>
 </file>
@@ -1542,6 +1853,7 @@
   <w:style w:type="character" w:default="1" w:styleId="DefaultParagraphFont">
     <w:name w:val="Default Paragraph Font"/>
     <w:uiPriority w:val="1"/>
+    <w:semiHidden/>
     <w:unhideWhenUsed/>
   </w:style>
   <w:style w:type="table" w:default="1" w:styleId="TableNormal">
@@ -2193,4 +2505,16 @@
     </a:ext>
   </a:extLst>
 </a:theme>
+</file>
+
+<file path=customXml/item1.xml><?xml version="1.0" encoding="utf-8"?>
+<b:Sources xmlns:b="http://schemas.openxmlformats.org/officeDocument/2006/bibliography" xmlns="http://schemas.openxmlformats.org/officeDocument/2006/bibliography" SelectedStyle="\IEEE2006OfficeOnline.xsl" StyleName="IEEE" Version="2006"/>
+</file>
+
+<file path=customXml/itemProps1.xml><?xml version="1.0" encoding="utf-8"?>
+<ds:datastoreItem xmlns:ds="http://schemas.openxmlformats.org/officeDocument/2006/customXml" ds:itemID="{4BCD896A-C8EC-4E98-8D04-D19292CB9D73}">
+  <ds:schemaRefs>
+    <ds:schemaRef ds:uri="http://schemas.openxmlformats.org/officeDocument/2006/bibliography"/>
+  </ds:schemaRefs>
+</ds:datastoreItem>
 </file>